--- a/Documents/PROJECT PROPOSAL.docx
+++ b/Documents/PROJECT PROPOSAL.docx
@@ -875,16 +875,15 @@
         </w:numPr>
         <w:spacing w:after="240" w:before="240" w:lineRule="auto"/>
         <w:ind w:left="720" w:hanging="360"/>
-        <w:rPr>
-          <w:u w:val="none"/>
-        </w:rPr>
-      </w:pPr>
-      <w:r>
-        <w:rPr>
-          <w:rFonts w:ascii="Cardo" w:cs="Cardo" w:eastAsia="Cardo" w:hAnsi="Cardo"/>
-          <w:rtl w:val="0"/>
-        </w:rPr>
-        <w:t xml:space="preserve">Compatibilitat (Joc ↔ Plataforma)</w:t>
+        <w:rPr/>
+      </w:pPr>
+      <w:r>
+        <w:rPr>
+          <w:b w:val="1"/>
+          <w:bCs w:val="1"/>
+          <w:rtl w:val="0"/>
+        </w:rPr>
+        <w:t xml:space="preserve">Compatibilitat (Joc &lt;&gt; Plataforma)</w:t>
       </w:r>
     </w:p>
     <w:p>
